--- a/organizacao/Proposta-FJM-Agosto2026.docx
+++ b/organizacao/Proposta-FJM-Agosto2026.docx
@@ -144,7 +144,7 @@
           <w:sz w:val="22"/>
           <w:szCs w:val="22"/>
         </w:rPr>
-        <w:t xml:space="preserve">O creches.app é hoje o mapa mais completo de creches, jardins de infância e infantários de Portugal: 2.591 estabelecimentos, todos os 308 concelhos cobertos, gratuito para as famílias e para as instituições, sem publicidade e sem venda de dados.</w:t>
+        <w:t xml:space="preserve">O creches.app é hoje o mapa mais completo de creches, jardins de infância e infantários de Portugal: 4.150 estabelecimentos, todos os 308 concelhos cobertos, gratuito para as famílias e para as instituições, sem publicidade e sem venda de dados.</w:t>
       </w:r>
     </w:p>
     <w:p>
@@ -1086,7 +1086,7 @@
                 <w:sz w:val="20"/>
                 <w:szCs w:val="20"/>
               </w:rPr>
-              <w:t xml:space="preserve">2.591, em todos os 308 concelhos</w:t>
+              <w:t xml:space="preserve">4.150, em todos os 308 concelhos — 2.176 confirmados na Carta Social</w:t>
             </w:r>
           </w:p>
         </w:tc>
@@ -1141,7 +1141,7 @@
                 <w:sz w:val="20"/>
                 <w:szCs w:val="20"/>
               </w:rPr>
-              <w:t xml:space="preserve">2.578 fichas individuais + 275 páginas de concelho</w:t>
+              <w:t xml:space="preserve">4.137 fichas individuais + 292 páginas de concelho</w:t>
             </w:r>
           </w:p>
         </w:tc>
@@ -1194,7 +1194,7 @@
                 <w:sz w:val="20"/>
                 <w:szCs w:val="20"/>
               </w:rPr>
-              <w:t xml:space="preserve">Concelho atribuído por coordenadas sobre as fronteiras oficiais da CAOP (100%); valência de creche confirmada pela Carta Social em 214 casos e a decorrer para o resto do país</w:t>
+              <w:t xml:space="preserve">Concelho atribuído por coordenadas sobre as fronteiras oficiais da CAOP (100%); valência de creche confirmada pela Carta Social em 2.176 casos, com a recolha nacional concluída</w:t>
             </w:r>
           </w:p>
         </w:tc>
@@ -3569,16 +3569,16 @@
           <w:sz w:val="22"/>
           <w:szCs w:val="22"/>
         </w:rPr>
-        <w:t xml:space="preserve">Filtro de horário alargado — </w:t>
-      </w:r>
-      <w:r>
-        <w:rPr>
-          <w:rFonts w:ascii="Calibri" w:cs="Calibri" w:eastAsia="Calibri" w:hAnsi="Calibri"/>
-          <w:color w:val="2C2356"/>
-          <w:sz w:val="22"/>
-          <w:szCs w:val="22"/>
-        </w:rPr>
-        <w:t xml:space="preserve">Quem trabalha no retalho tem horários que a maioria das creches não cobre — fecham às 18h30 e não abrem ao sábado. Vamos mapear e passar a assinalar as creches com horário alargado e abertura ao sábado. Este dado não existe em nenhuma fonte oficial — só se obtém a telefonar, uma a uma — por isso faseamo-lo com honestidade: no primeiro ano cobrimos os concelhos onde o Grupo tem mais colaboradores, indicados pela própria Fundação, e alargamos ao resto do país à medida que a capacidade o permitir. É a funcionalidade que mais falta a estas famílias e que hoje não existe em lado nenhum. Beneficia todos os pais do país; beneficia desproporcionadamente quem trabalha por turnos.</w:t>
+        <w:t xml:space="preserve">Filtro de horário alargado — já a funcionar — </w:t>
+      </w:r>
+      <w:r>
+        <w:rPr>
+          <w:rFonts w:ascii="Calibri" w:cs="Calibri" w:eastAsia="Calibri" w:hAnsi="Calibri"/>
+          <w:color w:val="2C2356"/>
+          <w:sz w:val="22"/>
+          <w:szCs w:val="22"/>
+        </w:rPr>
+        <w:t xml:space="preserve">Quem trabalha no retalho tem horários que a maioria das creches não cobre — fecham às 18h30. Esta funcionalidade já está construída e a funcionar: 1.725 creches em todo o país identificadas como tendo horário alargado, definido como abrir às 7h30 ou antes, ou fechar às 19h00 ou depois. O horário de cada uma foi confirmado na Carta Social, a base oficial da Segurança Social. Não existe em mais lado nenhum em Portugal — nem sequer num sítio onde um pai o consiga pesquisar. Beneficia todos os pais do país; beneficia desproporcionadamente quem trabalha por turnos.</w:t>
       </w:r>
     </w:p>
     <w:p>
@@ -3638,7 +3638,7 @@
           <w:sz w:val="22"/>
           <w:szCs w:val="22"/>
         </w:rPr>
-        <w:t xml:space="preserve">A pesquisa é feita por inteligência artificial, a resposta é dada por uma pessoa. A IA percorre em segundos os 2.591 estabelecimentos do país, filtra por distância, idade aceite, horário alargado e vagas conhecidas, e prepara uma lista curta com os contactos verificados. A pessoa responsável pelo programa confirma essa lista, telefona às creches quando é preciso, e é ela que responde ao colaborador. Nenhuma decisão sobre a creche de uma criança sai de uma resposta automática — a máquina poupa horas de procura, não substitui o julgamento de quem responde. É aqui que assenta a maior parte dos €8.000.</w:t>
+        <w:t xml:space="preserve">A pesquisa é feita por inteligência artificial, a resposta é dada por uma pessoa. A IA percorre em segundos os 4.150 estabelecimentos do país, filtra por distância, idade aceite, horário alargado e vagas conhecidas, e prepara uma lista curta com os contactos verificados. A pessoa responsável pelo programa confirma essa lista, telefona às creches quando é preciso, e é ela que responde ao colaborador. Nenhuma decisão sobre a creche de uma criança sai de uma resposta automática — a máquina poupa horas de procura, não substitui o julgamento de quem responde. É aqui que assenta a maior parte dos €8.000.</w:t>
       </w:r>
     </w:p>
     <w:p>
@@ -4784,7 +4784,7 @@
           <w:sz w:val="22"/>
           <w:szCs w:val="22"/>
         </w:rPr>
-        <w:t xml:space="preserve">O projecto é hoje conduzido por uma pessoa, e seria pouco sério não o dizer. A resposta está desenhada de origem: os dados e o código são públicos e permanecem públicos. Se o fundador adoecer, sair ou parar, o mapa de 2.591 estabelecimentos, as páginas de concelho e o próprio motor da plataforma continuam disponíveis para quem os queira retomar — incluindo a Fundação. Nada do que este apoio financiar fica preso a uma pessoa ou a uma empresa. O primeiro ano serve também para isso: deixar de depender de uma só pessoa é literalmente aquilo que se está a pedir para financiar.</w:t>
+        <w:t xml:space="preserve">O projecto é hoje conduzido por uma pessoa, e seria pouco sério não o dizer. A resposta está desenhada de origem: os dados e o código são públicos e permanecem públicos. Se o fundador adoecer, sair ou parar, o mapa de 4.150 estabelecimentos, as páginas de concelho e o próprio motor da plataforma continuam disponíveis para quem os queira retomar — incluindo a Fundação. Nada do que este apoio financiar fica preso a uma pessoa ou a uma empresa. O primeiro ano serve também para isso: deixar de depender de uma só pessoa é literalmente aquilo que se está a pedir para financiar.</w:t>
       </w:r>
     </w:p>
     <w:p>
@@ -4891,7 +4891,7 @@
           <w:sz w:val="22"/>
           <w:szCs w:val="22"/>
         </w:rPr>
-        <w:t xml:space="preserve">Há duas alternativas óbvias para apoiar colaboradores nesta matéria, e vale a pena dizer porque nenhuma resolve o mesmo problema. Um subsídio de creche ajuda a pagar um lugar — mas não ajuda a encontrá-lo, e o problema destas famílias é encontrar, não só pagar: quase um quarto das creches do país não tem sequer contacto público. Uma plataforma de benefícios negoceia descontos com uma rede de parceiros — mas nenhuma cobre os 2.591 estabelecimentos do país, e uma rede de parceiros é, por definição, uma lista de quem pagou para lá estar, que é exactamente o contrário do que torna este mapa credível.</w:t>
+        <w:t xml:space="preserve">Há duas alternativas óbvias para apoiar colaboradores nesta matéria, e vale a pena dizer porque nenhuma resolve o mesmo problema. Um subsídio de creche ajuda a pagar um lugar — mas não ajuda a encontrá-lo, e o problema destas famílias é encontrar, não só pagar: quase um quarto das creches do país não tem sequer contacto público. Uma plataforma de benefícios negoceia descontos com uma rede de parceiros — mas nenhuma cobre os 4.150 estabelecimentos do país, e uma rede de parceiros é, por definição, uma lista de quem pagou para lá estar, que é exactamente o contrário do que torna este mapa credível.</w:t>
       </w:r>
     </w:p>
     <w:p>
